--- a/worksheets/wordDocs/EigenValuesVectors_Investigation_part2_Answers.docx
+++ b/worksheets/wordDocs/EigenValuesVectors_Investigation_part2_Answers.docx
@@ -34,7 +34,7 @@
           <w:sz w:val="22"/>
           <w:szCs w:val="22"/>
         </w:rPr>
-        <w:t>repeated Eigenvalues affect the geometry of transformations</w:t>
+        <w:t xml:space="preserve">repeated </w:t>
       </w:r>
       <w:r>
         <w:rPr>
@@ -45,7 +45,73 @@
           <w:sz w:val="22"/>
           <w:szCs w:val="22"/>
         </w:rPr>
-        <w:t>. Recall that Eigenvectors have their direction preserved under transformation, and they scale by their associated Eigenvalue.</w:t>
+        <w:t>e</w:t>
+      </w:r>
+      <w:r>
+        <w:rPr>
+          <w:b/>
+          <w:bCs/>
+          <w:i/>
+          <w:iCs/>
+          <w:sz w:val="22"/>
+          <w:szCs w:val="22"/>
+        </w:rPr>
+        <w:t>igenvalues affect the geometry of transformations</w:t>
+      </w:r>
+      <w:r>
+        <w:rPr>
+          <w:b/>
+          <w:bCs/>
+          <w:i/>
+          <w:iCs/>
+          <w:sz w:val="22"/>
+          <w:szCs w:val="22"/>
+        </w:rPr>
+        <w:t xml:space="preserve">. Recall that </w:t>
+      </w:r>
+      <w:r>
+        <w:rPr>
+          <w:b/>
+          <w:bCs/>
+          <w:i/>
+          <w:iCs/>
+          <w:sz w:val="22"/>
+          <w:szCs w:val="22"/>
+        </w:rPr>
+        <w:t>e</w:t>
+      </w:r>
+      <w:r>
+        <w:rPr>
+          <w:b/>
+          <w:bCs/>
+          <w:i/>
+          <w:iCs/>
+          <w:sz w:val="22"/>
+          <w:szCs w:val="22"/>
+        </w:rPr>
+        <w:t xml:space="preserve">igenvectors have their direction preserved under transformation, and they scale by their associated </w:t>
+      </w:r>
+      <w:r>
+        <w:rPr>
+          <w:b/>
+          <w:bCs/>
+          <w:i/>
+          <w:iCs/>
+          <w:sz w:val="22"/>
+          <w:szCs w:val="22"/>
+        </w:rPr>
+        <w:t>e</w:t>
+      </w:r>
+      <w:r>
+        <w:rPr>
+          <w:b/>
+          <w:bCs/>
+          <w:i/>
+          <w:iCs/>
+          <w:sz w:val="22"/>
+          <w:szCs w:val="22"/>
+        </w:rPr>
+        <w:t>igenvalue.</w:t>
       </w:r>
     </w:p>
     <w:p>
@@ -270,7 +336,15 @@
                 <w:b/>
                 <w:bCs/>
               </w:rPr>
-              <w:t>Eigenvalues</w:t>
+              <w:t>e</w:t>
+            </w:r>
+            <w:r>
+              <w:rPr>
+                <w:rFonts w:ascii="Consolas" w:hAnsi="Consolas"/>
+                <w:b/>
+                <w:bCs/>
+              </w:rPr>
+              <w:t>igenvalues</w:t>
             </w:r>
             <w:r>
               <w:t xml:space="preserve"> and </w:t>
@@ -281,7 +355,15 @@
                 <w:b/>
                 <w:bCs/>
               </w:rPr>
-              <w:t>Eigenvectors</w:t>
+              <w:t>e</w:t>
+            </w:r>
+            <w:r>
+              <w:rPr>
+                <w:rFonts w:ascii="Consolas" w:hAnsi="Consolas"/>
+                <w:b/>
+                <w:bCs/>
+              </w:rPr>
+              <w:t>igenvectors</w:t>
             </w:r>
             <w:r>
               <w:t xml:space="preserve"> and toggle the </w:t>
@@ -292,7 +374,15 @@
                 <w:b/>
                 <w:bCs/>
               </w:rPr>
-              <w:t>Eigenspace</w:t>
+              <w:t>e</w:t>
+            </w:r>
+            <w:r>
+              <w:rPr>
+                <w:rFonts w:ascii="Consolas" w:hAnsi="Consolas"/>
+                <w:b/>
+                <w:bCs/>
+              </w:rPr>
+              <w:t>igenspace</w:t>
             </w:r>
             <w:r>
               <w:t xml:space="preserve"> on.</w:t>
@@ -321,7 +411,15 @@
                 <w:b/>
                 <w:bCs/>
               </w:rPr>
-              <w:t>Eigenvectors</w:t>
+              <w:t>e</w:t>
+            </w:r>
+            <w:r>
+              <w:rPr>
+                <w:rFonts w:ascii="Consolas" w:hAnsi="Consolas"/>
+                <w:b/>
+                <w:bCs/>
+              </w:rPr>
+              <w:t>igenvectors</w:t>
             </w:r>
             <w:r>
               <w:t>? Can you explain your answer?</w:t>
@@ -526,7 +624,15 @@
                 <w:b/>
                 <w:bCs/>
               </w:rPr>
-              <w:t>Eigenvalues</w:t>
+              <w:t>e</w:t>
+            </w:r>
+            <w:r>
+              <w:rPr>
+                <w:rFonts w:ascii="Consolas" w:hAnsi="Consolas"/>
+                <w:b/>
+                <w:bCs/>
+              </w:rPr>
+              <w:t>igenvalues</w:t>
             </w:r>
             <w:r>
               <w:t xml:space="preserve"> and </w:t>
@@ -537,7 +643,15 @@
                 <w:b/>
                 <w:bCs/>
               </w:rPr>
-              <w:t>Eigenvectors</w:t>
+              <w:t>e</w:t>
+            </w:r>
+            <w:r>
+              <w:rPr>
+                <w:rFonts w:ascii="Consolas" w:hAnsi="Consolas"/>
+                <w:b/>
+                <w:bCs/>
+              </w:rPr>
+              <w:t>igenvectors</w:t>
             </w:r>
             <w:r>
               <w:t xml:space="preserve"> and toggle the </w:t>
@@ -548,7 +662,15 @@
                 <w:b/>
                 <w:bCs/>
               </w:rPr>
-              <w:t>Eigenspace</w:t>
+              <w:t>e</w:t>
+            </w:r>
+            <w:r>
+              <w:rPr>
+                <w:rFonts w:ascii="Consolas" w:hAnsi="Consolas"/>
+                <w:b/>
+                <w:bCs/>
+              </w:rPr>
+              <w:t>igenspace</w:t>
             </w:r>
             <w:r>
               <w:t xml:space="preserve"> on.</w:t>
@@ -576,7 +698,15 @@
                 <w:b/>
                 <w:bCs/>
               </w:rPr>
-              <w:t>Eigenvectors</w:t>
+              <w:t>e</w:t>
+            </w:r>
+            <w:r>
+              <w:rPr>
+                <w:rFonts w:ascii="Consolas" w:hAnsi="Consolas"/>
+                <w:b/>
+                <w:bCs/>
+              </w:rPr>
+              <w:t>igenvectors</w:t>
             </w:r>
             <w:r>
               <w:t>? Can you explain your answer?</w:t>
@@ -774,7 +904,15 @@
                 <w:b/>
                 <w:bCs/>
               </w:rPr>
-              <w:t>Eigenvalues</w:t>
+              <w:t>e</w:t>
+            </w:r>
+            <w:r>
+              <w:rPr>
+                <w:rFonts w:ascii="Consolas" w:eastAsiaTheme="minorEastAsia" w:hAnsi="Consolas"/>
+                <w:b/>
+                <w:bCs/>
+              </w:rPr>
+              <w:t>igenvalues</w:t>
             </w:r>
             <w:r>
               <w:rPr>
@@ -788,7 +926,15 @@
                 <w:b/>
                 <w:bCs/>
               </w:rPr>
-              <w:t>Eigenvectors</w:t>
+              <w:t>e</w:t>
+            </w:r>
+            <w:r>
+              <w:rPr>
+                <w:rFonts w:ascii="Consolas" w:eastAsiaTheme="minorEastAsia" w:hAnsi="Consolas"/>
+                <w:b/>
+                <w:bCs/>
+              </w:rPr>
+              <w:t>igenvectors</w:t>
             </w:r>
             <w:r>
               <w:rPr>
@@ -802,7 +948,15 @@
                 <w:b/>
                 <w:bCs/>
               </w:rPr>
-              <w:t>Eigenvalues</w:t>
+              <w:t>e</w:t>
+            </w:r>
+            <w:r>
+              <w:rPr>
+                <w:rFonts w:ascii="Consolas" w:eastAsiaTheme="minorEastAsia" w:hAnsi="Consolas"/>
+                <w:b/>
+                <w:bCs/>
+              </w:rPr>
+              <w:t>igenvalues</w:t>
             </w:r>
             <w:r>
               <w:rPr>
@@ -816,7 +970,15 @@
                 <w:b/>
                 <w:bCs/>
               </w:rPr>
-              <w:t>Eigenvectors</w:t>
+              <w:t>e</w:t>
+            </w:r>
+            <w:r>
+              <w:rPr>
+                <w:rFonts w:ascii="Consolas" w:eastAsiaTheme="minorEastAsia" w:hAnsi="Consolas"/>
+                <w:b/>
+                <w:bCs/>
+              </w:rPr>
+              <w:t>igenvectors</w:t>
             </w:r>
             <w:r>
               <w:rPr>
@@ -842,7 +1004,7 @@
                 <w:b/>
                 <w:bCs/>
               </w:rPr>
-              <w:t>Eigenvector</w:t>
+              <w:t>e</w:t>
             </w:r>
             <w:r>
               <w:rPr>
@@ -850,6 +1012,14 @@
                 <w:b/>
                 <w:bCs/>
               </w:rPr>
+              <w:t>igenvector</w:t>
+            </w:r>
+            <w:r>
+              <w:rPr>
+                <w:rFonts w:ascii="Consolas" w:hAnsi="Consolas"/>
+                <w:b/>
+                <w:bCs/>
+              </w:rPr>
               <w:t xml:space="preserve"> </w:t>
             </w:r>
             <w:r>
@@ -861,7 +1031,23 @@
                 <w:b/>
                 <w:bCs/>
               </w:rPr>
-              <w:t xml:space="preserve"> Eigenvalue.</w:t>
+              <w:t xml:space="preserve"> </w:t>
+            </w:r>
+            <w:r>
+              <w:rPr>
+                <w:rFonts w:ascii="Consolas" w:hAnsi="Consolas"/>
+                <w:b/>
+                <w:bCs/>
+              </w:rPr>
+              <w:t>e</w:t>
+            </w:r>
+            <w:r>
+              <w:rPr>
+                <w:rFonts w:ascii="Consolas" w:hAnsi="Consolas"/>
+                <w:b/>
+                <w:bCs/>
+              </w:rPr>
+              <w:t>igenvalue.</w:t>
             </w:r>
           </w:p>
           <w:p>
@@ -887,12 +1073,17 @@
                   <m:ctrlPr>
                     <w:rPr>
                       <w:rFonts w:ascii="Cambria Math" w:hAnsi="Cambria Math"/>
+                      <w:b/>
+                      <w:bCs/>
                       <w:i/>
                     </w:rPr>
                   </m:ctrlPr>
                 </m:sSubPr>
                 <m:e>
                   <m:r>
+                    <m:rPr>
+                      <m:sty m:val="bi"/>
+                    </m:rPr>
                     <w:rPr>
                       <w:rFonts w:ascii="Cambria Math" w:hAnsi="Cambria Math"/>
                     </w:rPr>
@@ -901,6 +1092,9 @@
                 </m:e>
                 <m:sub>
                   <m:r>
+                    <m:rPr>
+                      <m:sty m:val="bi"/>
+                    </m:rPr>
                     <w:rPr>
                       <w:rFonts w:ascii="Cambria Math" w:hAnsi="Cambria Math"/>
                     </w:rPr>
@@ -919,12 +1113,17 @@
                   <m:ctrlPr>
                     <w:rPr>
                       <w:rFonts w:ascii="Cambria Math" w:hAnsi="Cambria Math"/>
+                      <w:b/>
+                      <w:bCs/>
                       <w:i/>
                     </w:rPr>
                   </m:ctrlPr>
                 </m:sSubPr>
                 <m:e>
                   <m:r>
+                    <m:rPr>
+                      <m:sty m:val="bi"/>
+                    </m:rPr>
                     <w:rPr>
                       <w:rFonts w:ascii="Cambria Math" w:hAnsi="Cambria Math"/>
                     </w:rPr>
@@ -933,6 +1132,9 @@
                 </m:e>
                 <m:sub>
                   <m:r>
+                    <m:rPr>
+                      <m:sty m:val="bi"/>
+                    </m:rPr>
                     <w:rPr>
                       <w:rFonts w:ascii="Cambria Math" w:hAnsi="Cambria Math"/>
                     </w:rPr>
@@ -967,12 +1169,17 @@
                   <m:ctrlPr>
                     <w:rPr>
                       <w:rFonts w:ascii="Cambria Math" w:hAnsi="Cambria Math"/>
+                      <w:b/>
+                      <w:bCs/>
                       <w:i/>
                     </w:rPr>
                   </m:ctrlPr>
                 </m:sSubPr>
                 <m:e>
                   <m:r>
+                    <m:rPr>
+                      <m:sty m:val="bi"/>
+                    </m:rPr>
                     <w:rPr>
                       <w:rFonts w:ascii="Cambria Math" w:hAnsi="Cambria Math"/>
                     </w:rPr>
@@ -981,6 +1188,9 @@
                 </m:e>
                 <m:sub>
                   <m:r>
+                    <m:rPr>
+                      <m:sty m:val="bi"/>
+                    </m:rPr>
                     <w:rPr>
                       <w:rFonts w:ascii="Cambria Math" w:hAnsi="Cambria Math"/>
                     </w:rPr>
@@ -999,12 +1209,17 @@
                   <m:ctrlPr>
                     <w:rPr>
                       <w:rFonts w:ascii="Cambria Math" w:hAnsi="Cambria Math"/>
+                      <w:b/>
+                      <w:bCs/>
                       <w:i/>
                     </w:rPr>
                   </m:ctrlPr>
                 </m:sSubPr>
                 <m:e>
                   <m:r>
+                    <m:rPr>
+                      <m:sty m:val="bi"/>
+                    </m:rPr>
                     <w:rPr>
                       <w:rFonts w:ascii="Cambria Math" w:hAnsi="Cambria Math"/>
                     </w:rPr>
@@ -1013,6 +1228,9 @@
                 </m:e>
                 <m:sub>
                   <m:r>
+                    <m:rPr>
+                      <m:sty m:val="bi"/>
+                    </m:rPr>
                     <w:rPr>
                       <w:rFonts w:ascii="Cambria Math" w:hAnsi="Cambria Math"/>
                     </w:rPr>
@@ -1039,7 +1257,15 @@
                 <w:b/>
                 <w:bCs/>
               </w:rPr>
-              <w:t>Eigenvectors</w:t>
+              <w:t>e</w:t>
+            </w:r>
+            <w:r>
+              <w:rPr>
+                <w:rFonts w:ascii="Consolas" w:eastAsiaTheme="minorEastAsia" w:hAnsi="Consolas"/>
+                <w:b/>
+                <w:bCs/>
+              </w:rPr>
+              <w:t>igenvectors</w:t>
             </w:r>
             <w:r>
               <w:rPr>
@@ -1053,7 +1279,15 @@
                 <w:b/>
                 <w:bCs/>
               </w:rPr>
-              <w:t>Eigenvalue</w:t>
+              <w:t>e</w:t>
+            </w:r>
+            <w:r>
+              <w:rPr>
+                <w:rFonts w:ascii="Consolas" w:eastAsiaTheme="minorEastAsia" w:hAnsi="Consolas"/>
+                <w:b/>
+                <w:bCs/>
+              </w:rPr>
+              <w:t>igenvalue</w:t>
             </w:r>
             <w:r>
               <w:rPr>
@@ -1079,13 +1313,39 @@
                 <w:b/>
                 <w:bCs/>
               </w:rPr>
-              <w:t>Eigenspace</w:t>
+              <w:t>e</w:t>
+            </w:r>
+            <w:r>
+              <w:rPr>
+                <w:rFonts w:ascii="Consolas" w:hAnsi="Consolas"/>
+                <w:b/>
+                <w:bCs/>
+              </w:rPr>
+              <w:t>igenspace</w:t>
             </w:r>
             <w:r>
               <w:t xml:space="preserve"> on and apply the matrix.</w:t>
             </w:r>
             <w:r>
-              <w:t xml:space="preserve"> You need to zoom out and rotate for the best view.</w:t>
+              <w:t xml:space="preserve"> </w:t>
+            </w:r>
+            <w:r>
+              <w:t>(</w:t>
+            </w:r>
+            <w:r>
+              <w:t xml:space="preserve">You </w:t>
+            </w:r>
+            <w:r>
+              <w:t xml:space="preserve">may </w:t>
+            </w:r>
+            <w:r>
+              <w:t>need to zoom out and rotate for the best view</w:t>
+            </w:r>
+            <w:r>
+              <w:t>)</w:t>
+            </w:r>
+            <w:r>
+              <w:t>.</w:t>
             </w:r>
           </w:p>
           <w:p/>
@@ -1105,7 +1365,79 @@
               <w:rPr>
                 <w:color w:val="4EA72E" w:themeColor="accent6"/>
               </w:rPr>
-              <w:t>There are two distinct Eigenvalues but 3 independent Eigenvectors. Therefore, the two Eigenvectors with the same Eigenvalue scale vectors by the same factor, preserving direction. Therefore, the span of the two Eigenvectors with the same Eigenvalue form</w:t>
+              <w:t xml:space="preserve">There are two distinct </w:t>
+            </w:r>
+            <w:r>
+              <w:rPr>
+                <w:color w:val="4EA72E" w:themeColor="accent6"/>
+              </w:rPr>
+              <w:t>e</w:t>
+            </w:r>
+            <w:r>
+              <w:rPr>
+                <w:color w:val="4EA72E" w:themeColor="accent6"/>
+              </w:rPr>
+              <w:t xml:space="preserve">igenvalues but 3 independent </w:t>
+            </w:r>
+            <w:r>
+              <w:rPr>
+                <w:color w:val="4EA72E" w:themeColor="accent6"/>
+              </w:rPr>
+              <w:t>e</w:t>
+            </w:r>
+            <w:r>
+              <w:rPr>
+                <w:color w:val="4EA72E" w:themeColor="accent6"/>
+              </w:rPr>
+              <w:t xml:space="preserve">igenvectors. Therefore, the two </w:t>
+            </w:r>
+            <w:r>
+              <w:rPr>
+                <w:color w:val="4EA72E" w:themeColor="accent6"/>
+              </w:rPr>
+              <w:t>e</w:t>
+            </w:r>
+            <w:r>
+              <w:rPr>
+                <w:color w:val="4EA72E" w:themeColor="accent6"/>
+              </w:rPr>
+              <w:t xml:space="preserve">igenvectors with the same </w:t>
+            </w:r>
+            <w:r>
+              <w:rPr>
+                <w:color w:val="4EA72E" w:themeColor="accent6"/>
+              </w:rPr>
+              <w:t>e</w:t>
+            </w:r>
+            <w:r>
+              <w:rPr>
+                <w:color w:val="4EA72E" w:themeColor="accent6"/>
+              </w:rPr>
+              <w:t xml:space="preserve">igenvalue scale vectors by the same factor, preserving direction. Therefore, the span of the two </w:t>
+            </w:r>
+            <w:r>
+              <w:rPr>
+                <w:color w:val="4EA72E" w:themeColor="accent6"/>
+              </w:rPr>
+              <w:t>e</w:t>
+            </w:r>
+            <w:r>
+              <w:rPr>
+                <w:color w:val="4EA72E" w:themeColor="accent6"/>
+              </w:rPr>
+              <w:t xml:space="preserve">igenvectors with the same </w:t>
+            </w:r>
+            <w:r>
+              <w:rPr>
+                <w:color w:val="4EA72E" w:themeColor="accent6"/>
+              </w:rPr>
+              <w:t>e</w:t>
+            </w:r>
+            <w:r>
+              <w:rPr>
+                <w:color w:val="4EA72E" w:themeColor="accent6"/>
+              </w:rPr>
+              <w:t>igenvalue form</w:t>
             </w:r>
             <w:r>
               <w:rPr>
@@ -1117,7 +1449,43 @@
               <w:rPr>
                 <w:color w:val="4EA72E" w:themeColor="accent6"/>
               </w:rPr>
-              <w:t xml:space="preserve"> a plane of Eigenvectors. There is also an Eigenline from the third Eigenvector.</w:t>
+              <w:t xml:space="preserve"> a plane of </w:t>
+            </w:r>
+            <w:r>
+              <w:rPr>
+                <w:color w:val="4EA72E" w:themeColor="accent6"/>
+              </w:rPr>
+              <w:t>e</w:t>
+            </w:r>
+            <w:r>
+              <w:rPr>
+                <w:color w:val="4EA72E" w:themeColor="accent6"/>
+              </w:rPr>
+              <w:t xml:space="preserve">igenvectors. There is also an </w:t>
+            </w:r>
+            <w:r>
+              <w:rPr>
+                <w:color w:val="4EA72E" w:themeColor="accent6"/>
+              </w:rPr>
+              <w:t>e</w:t>
+            </w:r>
+            <w:r>
+              <w:rPr>
+                <w:color w:val="4EA72E" w:themeColor="accent6"/>
+              </w:rPr>
+              <w:t xml:space="preserve">igenline from the third </w:t>
+            </w:r>
+            <w:r>
+              <w:rPr>
+                <w:color w:val="4EA72E" w:themeColor="accent6"/>
+              </w:rPr>
+              <w:t>e</w:t>
+            </w:r>
+            <w:r>
+              <w:rPr>
+                <w:color w:val="4EA72E" w:themeColor="accent6"/>
+              </w:rPr>
+              <w:t>igenvector.</w:t>
             </w:r>
           </w:p>
           <w:p/>
@@ -1303,7 +1671,15 @@
                 <w:b/>
                 <w:bCs/>
               </w:rPr>
-              <w:t>Eigenvalues</w:t>
+              <w:t>e</w:t>
+            </w:r>
+            <w:r>
+              <w:rPr>
+                <w:rFonts w:ascii="Consolas" w:eastAsiaTheme="minorEastAsia" w:hAnsi="Consolas"/>
+                <w:b/>
+                <w:bCs/>
+              </w:rPr>
+              <w:t>igenvalues</w:t>
             </w:r>
             <w:r>
               <w:rPr>
@@ -1317,7 +1693,15 @@
                 <w:b/>
                 <w:bCs/>
               </w:rPr>
-              <w:t>Eigenvectors</w:t>
+              <w:t>e</w:t>
+            </w:r>
+            <w:r>
+              <w:rPr>
+                <w:rFonts w:ascii="Consolas" w:eastAsiaTheme="minorEastAsia" w:hAnsi="Consolas"/>
+                <w:b/>
+                <w:bCs/>
+              </w:rPr>
+              <w:t>igenvectors</w:t>
             </w:r>
             <w:r>
               <w:rPr>
@@ -1331,7 +1715,15 @@
                 <w:b/>
                 <w:bCs/>
               </w:rPr>
-              <w:t>Eigen</w:t>
+              <w:t>e</w:t>
+            </w:r>
+            <w:r>
+              <w:rPr>
+                <w:rFonts w:ascii="Consolas" w:eastAsiaTheme="minorEastAsia" w:hAnsi="Consolas"/>
+                <w:b/>
+                <w:bCs/>
+              </w:rPr>
+              <w:t>igen</w:t>
             </w:r>
             <w:r>
               <w:rPr>
@@ -1372,7 +1764,31 @@
               <w:rPr>
                 <w:color w:val="4EA72E" w:themeColor="accent6"/>
               </w:rPr>
-              <w:t>There are only two independent Eigenvectors, therefore two Eigenlines.</w:t>
+              <w:t xml:space="preserve">There are only two independent </w:t>
+            </w:r>
+            <w:r>
+              <w:rPr>
+                <w:color w:val="4EA72E" w:themeColor="accent6"/>
+              </w:rPr>
+              <w:t>e</w:t>
+            </w:r>
+            <w:r>
+              <w:rPr>
+                <w:color w:val="4EA72E" w:themeColor="accent6"/>
+              </w:rPr>
+              <w:t xml:space="preserve">igenvectors, therefore two </w:t>
+            </w:r>
+            <w:r>
+              <w:rPr>
+                <w:color w:val="4EA72E" w:themeColor="accent6"/>
+              </w:rPr>
+              <w:t>e</w:t>
+            </w:r>
+            <w:r>
+              <w:rPr>
+                <w:color w:val="4EA72E" w:themeColor="accent6"/>
+              </w:rPr>
+              <w:t>igenlines.</w:t>
             </w:r>
             <w:r>
               <w:rPr>
@@ -1390,7 +1806,7 @@
               <w:rPr>
                 <w:color w:val="4EA72E" w:themeColor="accent6"/>
               </w:rPr>
-              <w:t>E</w:t>
+              <w:t>e</w:t>
             </w:r>
             <w:r>
               <w:rPr>
@@ -1403,7 +1819,7 @@
               <w:rPr>
                 <w:color w:val="4EA72E" w:themeColor="accent6"/>
               </w:rPr>
-              <w:t>E</w:t>
+              <w:t>e</w:t>
             </w:r>
             <w:r>
               <w:rPr>
@@ -1422,7 +1838,7 @@
               <w:rPr>
                 <w:color w:val="4EA72E" w:themeColor="accent6"/>
               </w:rPr>
-              <w:t>E</w:t>
+              <w:t>e</w:t>
             </w:r>
             <w:r>
               <w:rPr>
@@ -1621,7 +2037,15 @@
                 <w:b/>
                 <w:bCs/>
               </w:rPr>
-              <w:t>Eigenvalues</w:t>
+              <w:t>e</w:t>
+            </w:r>
+            <w:r>
+              <w:rPr>
+                <w:rFonts w:ascii="Consolas" w:eastAsiaTheme="minorEastAsia" w:hAnsi="Consolas"/>
+                <w:b/>
+                <w:bCs/>
+              </w:rPr>
+              <w:t>igenvalues</w:t>
             </w:r>
             <w:r>
               <w:rPr>
@@ -1635,7 +2059,15 @@
                 <w:b/>
                 <w:bCs/>
               </w:rPr>
-              <w:t>Eigenvectors</w:t>
+              <w:t>e</w:t>
+            </w:r>
+            <w:r>
+              <w:rPr>
+                <w:rFonts w:ascii="Consolas" w:eastAsiaTheme="minorEastAsia" w:hAnsi="Consolas"/>
+                <w:b/>
+                <w:bCs/>
+              </w:rPr>
+              <w:t>igenvectors</w:t>
             </w:r>
             <w:r>
               <w:rPr>
@@ -1649,7 +2081,15 @@
                 <w:b/>
                 <w:bCs/>
               </w:rPr>
-              <w:t>Eigen</w:t>
+              <w:t>e</w:t>
+            </w:r>
+            <w:r>
+              <w:rPr>
+                <w:rFonts w:ascii="Consolas" w:eastAsiaTheme="minorEastAsia" w:hAnsi="Consolas"/>
+                <w:b/>
+                <w:bCs/>
+              </w:rPr>
+              <w:t>igen</w:t>
             </w:r>
             <w:r>
               <w:rPr>
@@ -1690,7 +2130,55 @@
               <w:rPr>
                 <w:color w:val="4EA72E" w:themeColor="accent6"/>
               </w:rPr>
-              <w:t>Also has a single distinct Eigenvalue, but this time only one independent Eigenvector, so the Eigenspace is a single Eigenline.</w:t>
+              <w:t xml:space="preserve">Also has a single distinct </w:t>
+            </w:r>
+            <w:r>
+              <w:rPr>
+                <w:color w:val="4EA72E" w:themeColor="accent6"/>
+              </w:rPr>
+              <w:t>e</w:t>
+            </w:r>
+            <w:r>
+              <w:rPr>
+                <w:color w:val="4EA72E" w:themeColor="accent6"/>
+              </w:rPr>
+              <w:t xml:space="preserve">igenvalue, but this time only one independent </w:t>
+            </w:r>
+            <w:r>
+              <w:rPr>
+                <w:color w:val="4EA72E" w:themeColor="accent6"/>
+              </w:rPr>
+              <w:t>e</w:t>
+            </w:r>
+            <w:r>
+              <w:rPr>
+                <w:color w:val="4EA72E" w:themeColor="accent6"/>
+              </w:rPr>
+              <w:t xml:space="preserve">igenvector, so the </w:t>
+            </w:r>
+            <w:r>
+              <w:rPr>
+                <w:color w:val="4EA72E" w:themeColor="accent6"/>
+              </w:rPr>
+              <w:t>e</w:t>
+            </w:r>
+            <w:r>
+              <w:rPr>
+                <w:color w:val="4EA72E" w:themeColor="accent6"/>
+              </w:rPr>
+              <w:t xml:space="preserve">igenspace is a single </w:t>
+            </w:r>
+            <w:r>
+              <w:rPr>
+                <w:color w:val="4EA72E" w:themeColor="accent6"/>
+              </w:rPr>
+              <w:t>e</w:t>
+            </w:r>
+            <w:r>
+              <w:rPr>
+                <w:color w:val="4EA72E" w:themeColor="accent6"/>
+              </w:rPr>
+              <w:t>igenline.</w:t>
             </w:r>
           </w:p>
           <w:p/>
@@ -1806,7 +2294,21 @@
                       <w:b/>
                       <w:bCs/>
                     </w:rPr>
-                    <w:t>Distinct Eigenvalues</w:t>
+                    <w:t xml:space="preserve">Distinct </w:t>
+                  </w:r>
+                  <w:r>
+                    <w:rPr>
+                      <w:b/>
+                      <w:bCs/>
+                    </w:rPr>
+                    <w:t>e</w:t>
+                  </w:r>
+                  <w:r>
+                    <w:rPr>
+                      <w:b/>
+                      <w:bCs/>
+                    </w:rPr>
+                    <w:t>igenvalues</w:t>
                   </w:r>
                 </w:p>
               </w:tc>
@@ -1827,7 +2329,21 @@
                       <w:b/>
                       <w:bCs/>
                     </w:rPr>
-                    <w:t>Independent Eigenvector Directions</w:t>
+                    <w:t xml:space="preserve">Independent </w:t>
+                  </w:r>
+                  <w:r>
+                    <w:rPr>
+                      <w:b/>
+                      <w:bCs/>
+                    </w:rPr>
+                    <w:t>e</w:t>
+                  </w:r>
+                  <w:r>
+                    <w:rPr>
+                      <w:b/>
+                      <w:bCs/>
+                    </w:rPr>
+                    <w:t>igenvector Directions</w:t>
                   </w:r>
                 </w:p>
               </w:tc>
@@ -1848,7 +2364,21 @@
                       <w:b/>
                       <w:bCs/>
                     </w:rPr>
-                    <w:t>Shape of Eigenspace(s)</w:t>
+                    <w:t xml:space="preserve">Shape of </w:t>
+                  </w:r>
+                  <w:r>
+                    <w:rPr>
+                      <w:b/>
+                      <w:bCs/>
+                    </w:rPr>
+                    <w:t>e</w:t>
+                  </w:r>
+                  <w:r>
+                    <w:rPr>
+                      <w:b/>
+                      <w:bCs/>
+                    </w:rPr>
+                    <w:t>igenspace(s)</w:t>
                   </w:r>
                 </w:p>
               </w:tc>
@@ -2069,6 +2599,7 @@
                     <w:rPr>
                       <w:b/>
                       <w:bCs/>
+                      <w:color w:val="4EA72E" w:themeColor="accent6"/>
                     </w:rPr>
                     <w:t>All Space R</w:t>
                   </w:r>
@@ -2076,6 +2607,7 @@
                     <w:rPr>
                       <w:b/>
                       <w:bCs/>
+                      <w:color w:val="4EA72E" w:themeColor="accent6"/>
                       <w:vertAlign w:val="superscript"/>
                     </w:rPr>
                     <w:t>3</w:t>
@@ -2191,7 +2723,15 @@
                       <w:bCs/>
                       <w:color w:val="4EA72E" w:themeColor="accent6"/>
                     </w:rPr>
-                    <w:t>Eigenplane</w:t>
+                    <w:t>e</w:t>
+                  </w:r>
+                  <w:r>
+                    <w:rPr>
+                      <w:b/>
+                      <w:bCs/>
+                      <w:color w:val="4EA72E" w:themeColor="accent6"/>
+                    </w:rPr>
+                    <w:t>igenplane</w:t>
                   </w:r>
                   <w:proofErr w:type="spellEnd"/>
                   <w:r>
@@ -2200,7 +2740,23 @@
                       <w:bCs/>
                       <w:color w:val="4EA72E" w:themeColor="accent6"/>
                     </w:rPr>
-                    <w:t xml:space="preserve"> &amp; Eigenline</w:t>
+                    <w:t xml:space="preserve"> &amp; </w:t>
+                  </w:r>
+                  <w:r>
+                    <w:rPr>
+                      <w:b/>
+                      <w:bCs/>
+                      <w:color w:val="4EA72E" w:themeColor="accent6"/>
+                    </w:rPr>
+                    <w:t>e</w:t>
+                  </w:r>
+                  <w:r>
+                    <w:rPr>
+                      <w:b/>
+                      <w:bCs/>
+                      <w:color w:val="4EA72E" w:themeColor="accent6"/>
+                    </w:rPr>
+                    <w:t>igenline</w:t>
                   </w:r>
                 </w:p>
               </w:tc>
@@ -2313,7 +2869,23 @@
                       <w:bCs/>
                       <w:color w:val="4EA72E" w:themeColor="accent6"/>
                     </w:rPr>
-                    <w:t>Two Eigenlines</w:t>
+                    <w:t xml:space="preserve">Two </w:t>
+                  </w:r>
+                  <w:r>
+                    <w:rPr>
+                      <w:b/>
+                      <w:bCs/>
+                      <w:color w:val="4EA72E" w:themeColor="accent6"/>
+                    </w:rPr>
+                    <w:t>e</w:t>
+                  </w:r>
+                  <w:r>
+                    <w:rPr>
+                      <w:b/>
+                      <w:bCs/>
+                      <w:color w:val="4EA72E" w:themeColor="accent6"/>
+                    </w:rPr>
+                    <w:t>igenlines</w:t>
                   </w:r>
                 </w:p>
               </w:tc>
@@ -2426,7 +2998,23 @@
                       <w:bCs/>
                       <w:color w:val="4EA72E" w:themeColor="accent6"/>
                     </w:rPr>
-                    <w:t>Single Eigenline</w:t>
+                    <w:t xml:space="preserve">Single </w:t>
+                  </w:r>
+                  <w:r>
+                    <w:rPr>
+                      <w:b/>
+                      <w:bCs/>
+                      <w:color w:val="4EA72E" w:themeColor="accent6"/>
+                    </w:rPr>
+                    <w:t>e</w:t>
+                  </w:r>
+                  <w:r>
+                    <w:rPr>
+                      <w:b/>
+                      <w:bCs/>
+                      <w:color w:val="4EA72E" w:themeColor="accent6"/>
+                    </w:rPr>
+                    <w:t>igenline</w:t>
                   </w:r>
                 </w:p>
               </w:tc>
@@ -2435,10 +3023,244 @@
           <w:p/>
           <w:p>
             <w:r>
-              <w:t>What conclusions can you make regarding the number of distinct Eigenvalues and the number of independent Eigenvectors in relation to Eigenspace, for any given matrix transformation?</w:t>
+              <w:t xml:space="preserve">What conclusions can you make regarding the number of </w:t>
+            </w:r>
+            <w:r>
+              <w:rPr>
+                <w:rFonts w:ascii="Consolas" w:hAnsi="Consolas"/>
+                <w:b/>
+                <w:bCs/>
+              </w:rPr>
+              <w:t xml:space="preserve">distinct </w:t>
+            </w:r>
+            <w:r>
+              <w:rPr>
+                <w:rFonts w:ascii="Consolas" w:hAnsi="Consolas"/>
+                <w:b/>
+                <w:bCs/>
+              </w:rPr>
+              <w:t>e</w:t>
+            </w:r>
+            <w:r>
+              <w:rPr>
+                <w:rFonts w:ascii="Consolas" w:hAnsi="Consolas"/>
+                <w:b/>
+                <w:bCs/>
+              </w:rPr>
+              <w:t>igenvalues</w:t>
+            </w:r>
+            <w:r>
+              <w:t xml:space="preserve"> and the number of </w:t>
+            </w:r>
+            <w:r>
+              <w:rPr>
+                <w:rFonts w:ascii="Consolas" w:hAnsi="Consolas"/>
+                <w:b/>
+                <w:bCs/>
+              </w:rPr>
+              <w:t xml:space="preserve">independent </w:t>
+            </w:r>
+            <w:r>
+              <w:rPr>
+                <w:rFonts w:ascii="Consolas" w:hAnsi="Consolas"/>
+                <w:b/>
+                <w:bCs/>
+              </w:rPr>
+              <w:t>e</w:t>
+            </w:r>
+            <w:r>
+              <w:rPr>
+                <w:rFonts w:ascii="Consolas" w:hAnsi="Consolas"/>
+                <w:b/>
+                <w:bCs/>
+              </w:rPr>
+              <w:t>igenvectors</w:t>
+            </w:r>
+            <w:r>
+              <w:t xml:space="preserve"> in relation to </w:t>
+            </w:r>
+            <w:r>
+              <w:rPr>
+                <w:rFonts w:ascii="Consolas" w:hAnsi="Consolas"/>
+                <w:b/>
+                <w:bCs/>
+              </w:rPr>
+              <w:t>e</w:t>
+            </w:r>
+            <w:r>
+              <w:rPr>
+                <w:rFonts w:ascii="Consolas" w:hAnsi="Consolas"/>
+                <w:b/>
+                <w:bCs/>
+              </w:rPr>
+              <w:t>igenspace</w:t>
+            </w:r>
+            <w:r>
+              <w:t>, for any given matrix transformation?</w:t>
             </w:r>
           </w:p>
           <w:p/>
+          <w:p>
+            <w:pPr>
+              <w:rPr>
+                <w:color w:val="4EA72E" w:themeColor="accent6"/>
+              </w:rPr>
+            </w:pPr>
+            <w:r>
+              <w:rPr>
+                <w:color w:val="4EA72E" w:themeColor="accent6"/>
+              </w:rPr>
+              <w:lastRenderedPageBreak/>
+              <w:t xml:space="preserve">Independent eigenvectors </w:t>
+            </w:r>
+            <w:r>
+              <w:rPr>
+                <w:color w:val="4EA72E" w:themeColor="accent6"/>
+              </w:rPr>
+              <w:t>with</w:t>
+            </w:r>
+            <w:r>
+              <w:rPr>
+                <w:color w:val="4EA72E" w:themeColor="accent6"/>
+              </w:rPr>
+              <w:t xml:space="preserve"> </w:t>
+            </w:r>
+            <w:r>
+              <w:rPr>
+                <w:b/>
+                <w:bCs/>
+                <w:color w:val="4EA72E" w:themeColor="accent6"/>
+              </w:rPr>
+              <w:t>distinct</w:t>
+            </w:r>
+            <w:r>
+              <w:rPr>
+                <w:color w:val="4EA72E" w:themeColor="accent6"/>
+              </w:rPr>
+              <w:t xml:space="preserve"> eigenvalues </w:t>
+            </w:r>
+            <w:r>
+              <w:rPr>
+                <w:color w:val="4EA72E" w:themeColor="accent6"/>
+              </w:rPr>
+              <w:t>each produce an eigenline</w:t>
+            </w:r>
+            <w:r>
+              <w:rPr>
+                <w:color w:val="4EA72E" w:themeColor="accent6"/>
+              </w:rPr>
+              <w:t>. This is because the distinct eigenvalues cause each line to have a different scaling factor, therefore only preserving direction along that line.</w:t>
+            </w:r>
+          </w:p>
+          <w:p>
+            <w:pPr>
+              <w:rPr>
+                <w:color w:val="4EA72E" w:themeColor="accent6"/>
+              </w:rPr>
+            </w:pPr>
+          </w:p>
+          <w:p>
+            <w:pPr>
+              <w:rPr>
+                <w:color w:val="4EA72E" w:themeColor="accent6"/>
+              </w:rPr>
+            </w:pPr>
+            <w:r>
+              <w:rPr>
+                <w:color w:val="4EA72E" w:themeColor="accent6"/>
+              </w:rPr>
+              <w:t xml:space="preserve">In 2D, if two independent eigenvectors have the same eigenvalue, then we have an </w:t>
+            </w:r>
+            <w:proofErr w:type="spellStart"/>
+            <w:r>
+              <w:rPr>
+                <w:color w:val="4EA72E" w:themeColor="accent6"/>
+              </w:rPr>
+              <w:t>eigenplane</w:t>
+            </w:r>
+            <w:proofErr w:type="spellEnd"/>
+            <w:r>
+              <w:rPr>
+                <w:color w:val="4EA72E" w:themeColor="accent6"/>
+              </w:rPr>
+              <w:t>, spanning those two vectors, which cover all R</w:t>
+            </w:r>
+            <w:r>
+              <w:rPr>
+                <w:color w:val="4EA72E" w:themeColor="accent6"/>
+                <w:vertAlign w:val="superscript"/>
+              </w:rPr>
+              <w:t>2</w:t>
+            </w:r>
+            <w:r>
+              <w:rPr>
+                <w:color w:val="4EA72E" w:themeColor="accent6"/>
+              </w:rPr>
+              <w:t>.</w:t>
+            </w:r>
+          </w:p>
+          <w:p>
+            <w:pPr>
+              <w:rPr>
+                <w:color w:val="4EA72E" w:themeColor="accent6"/>
+              </w:rPr>
+            </w:pPr>
+          </w:p>
+          <w:p>
+            <w:pPr>
+              <w:rPr>
+                <w:color w:val="4EA72E" w:themeColor="accent6"/>
+              </w:rPr>
+            </w:pPr>
+            <w:r>
+              <w:rPr>
+                <w:color w:val="4EA72E" w:themeColor="accent6"/>
+              </w:rPr>
+              <w:t>In 3D, if three independent eigenvectors have the same eigenvalue, then the eigenspace is R</w:t>
+            </w:r>
+            <w:r>
+              <w:rPr>
+                <w:color w:val="4EA72E" w:themeColor="accent6"/>
+                <w:vertAlign w:val="superscript"/>
+              </w:rPr>
+              <w:t>3</w:t>
+            </w:r>
+            <w:r>
+              <w:rPr>
+                <w:color w:val="4EA72E" w:themeColor="accent6"/>
+              </w:rPr>
+              <w:t>.</w:t>
+            </w:r>
+          </w:p>
+          <w:p>
+            <w:pPr>
+              <w:rPr>
+                <w:color w:val="4EA72E" w:themeColor="accent6"/>
+              </w:rPr>
+            </w:pPr>
+          </w:p>
+          <w:p>
+            <w:r>
+              <w:rPr>
+                <w:color w:val="4EA72E" w:themeColor="accent6"/>
+              </w:rPr>
+              <w:t xml:space="preserve">In 3D, if two independent eigenvectors have the same eigenvalue then the plane spanning those two vectors forms an </w:t>
+            </w:r>
+            <w:proofErr w:type="spellStart"/>
+            <w:r>
+              <w:rPr>
+                <w:color w:val="4EA72E" w:themeColor="accent6"/>
+              </w:rPr>
+              <w:t>eigenplane</w:t>
+            </w:r>
+            <w:proofErr w:type="spellEnd"/>
+            <w:r>
+              <w:rPr>
+                <w:color w:val="4EA72E" w:themeColor="accent6"/>
+              </w:rPr>
+              <w:t>. The third eigenvector forms an eigenline.</w:t>
+            </w:r>
+          </w:p>
           <w:p/>
         </w:tc>
       </w:tr>
